--- a/docs/Lessons/Lesson 12 - Hearing It Happen/Lesson_12_Teacher_Script.docx
+++ b/docs/Lessons/Lesson 12 - Hearing It Happen/Lesson_12_Teacher_Script.docx
@@ -124,31 +124,31 @@
         <w:pStyle w:val="Heading2"/>
       </w:pPr>
       <w:r>
-        <w:t xml:space="preserve">[0:05-0:15] The Sound Payoff: Four Sounds, Four Existing Moments</w:t>
-      </w:r>
-    </w:p>
-    <w:p>
-      <w:pPr>
-        <w:spacing w:after="160"/>
-      </w:pPr>
-      <w:r>
-        <w:t xml:space="preserve">"Quick question - by a show of hands, who's built one of the optional 'add a sound' ideas along the way? Lesson 2's movement beep, Lesson 3's shoot sound, Lesson 4's hit sound, Lesson 6's victory sound?" [Pause, note roughly how many hands go up]</w:t>
-      </w:r>
-    </w:p>
-    <w:p>
-      <w:pPr>
-        <w:spacing w:after="160"/>
-      </w:pPr>
-      <w:r>
-        <w:t xml:space="preserve">"However many hands went up, here's the deal: today, four sounds become required for everyone - a shot, an explosion, a wave-clear cue, and a game-over cue. If you already built some of these, you're mostly just verifying and adding two brand-new ones. If you didn't build any, today's Handout gives you everything from scratch - it's written to work either way."</w:t>
-      </w:r>
-    </w:p>
-    <w:p>
-      <w:pPr>
-        <w:spacing w:after="160"/>
-      </w:pPr>
-      <w:r>
-        <w:t xml:space="preserve">"Here's the key idea: every one of these four sounds gets added to a spot in your code that ALREADY exists - the exact moment you fire a shot, the exact moment a bullet hits an enemy, the exact branch where a wave advances, the exact branch where you lose. No new logic. Just one more line at each of four places you already built."</w:t>
+        <w:t xml:space="preserve">[0:05-0:15] The Sound Payoff: One New Sound, Several Existing Moments</w:t>
+      </w:r>
+    </w:p>
+    <w:p>
+      <w:pPr>
+        <w:spacing w:after="160"/>
+      </w:pPr>
+      <w:r>
+        <w:t xml:space="preserve">"Quick question - by a show of hands, who's built one of the optional 'add a sound' ideas along the way? Lesson 2's movement beep, Lesson 3's shoot sound, Lesson 4's hit sound, Lesson 6's victory sound, Lesson 8's life-lost and game-over sounds?" [Pause, note roughly how many hands go up]</w:t>
+      </w:r>
+    </w:p>
+    <w:p>
+      <w:pPr>
+        <w:spacing w:after="160"/>
+      </w:pPr>
+      <w:r>
+        <w:t xml:space="preserve">"However many hands went up, here's the deal: today, every one of those sounds becomes required for everyone - a shot, an explosion, a life-lost cue, and a game-over cue - plus one brand-new sound: a wave-clear cue. If you already built some of these, you're mostly just verifying and adding the one new one. If you didn't build any, today's Handout gives you everything from scratch - it's written to work either way."</w:t>
+      </w:r>
+    </w:p>
+    <w:p>
+      <w:pPr>
+        <w:spacing w:after="160"/>
+      </w:pPr>
+      <w:r>
+        <w:t xml:space="preserve">"Here's the key idea: every one of these sounds gets added to a spot in your code that ALREADY exists - the exact moment you fire a shot, the exact moment a bullet hits an enemy, the exact branch where a wave advances, the exact branch where you lose a life or the game ends. No new logic. Just one more line at each place you already built (or are building for the first time, if you skipped the optional version)."</w:t>
       </w:r>
     </w:p>
     <w:p>
@@ -169,7 +169,7 @@
         <w:pStyle w:val="Heading2"/>
       </w:pPr>
       <w:r>
-        <w:t xml:space="preserve">[0:15-0:35] One Shared Sound for Three Outcomes</w:t>
+        <w:t xml:space="preserve">[0:15-0:35] A Dedicated Sound for Every Outcome</w:t>
       </w:r>
     </w:p>
     <w:p>
@@ -185,23 +185,23 @@
         <w:spacing w:after="160"/>
       </w:pPr>
       <w:r>
-        <w:t xml:space="preserve">"Shoot and hit sounds are easy - they already live on obj_player and obj_bullet, one sound each, and if you built them back in Lessons 3 and 4, they need zero changes today. The more interesting part is the three sounds that can happen when a wave ends: a win, a wave-clear, or a loss. Only one of those three can ever be true at once - so I don't need any shared node or extra bookkeeping to keep them from overlapping. I just drop an Audio Play Sound block directly into each of the three branches that already decide which outcome happened."</w:t>
-      </w:r>
-    </w:p>
-    <w:p>
-      <w:pPr>
-        <w:spacing w:after="160"/>
-      </w:pPr>
-      <w:r>
-        <w:t xml:space="preserve">"Watch: right on Lesson 11's If Variable block - the one checking whether this was the last wave - I add an Audio Play Sound block (sfx_win) on the True output, and a second Audio Play Sound block (sfx_wave) on the False output. Then, on obj_enemy's escape branch, one more Audio Play Sound block (sfx_lose) inside the lives-reaches-zero check." [Build the three blocks live, demonstrate a wave-clear sound followed by a win sound on the final wave]</w:t>
-      </w:r>
-    </w:p>
-    <w:p>
-      <w:pPr>
-        <w:spacing w:after="160"/>
-      </w:pPr>
-      <w:r>
-        <w:t xml:space="preserve">"This is the same reuse idea you've seen all semester, just applied to a sound block instead of a function - and it's a nice example of GameMaker's block-for-block honesty: three blocks, three branches, no shared object standing in the middle of it. Godot and Unity students do the same idea slightly differently, routing all three clips through one shared audio player node instead - different mechanism, same underlying idea of one outcome, one sound, no overlap."</w:t>
+        <w:t xml:space="preserve">"Shoot and hit sounds are easy - they already live on obj_player and obj_bullet, one sound each, and if you built them back in Lessons 3 and 4, they need zero changes today. The more interesting part is the three sounds that can happen when a wave ends or a life is lost: a win, a wave-clear, or a loss. Only one of those three can ever be true at once on any given event, but notice we're not building one shared sound that swaps between clips - we're keeping the same pattern Lesson 8 already established: one dedicated Play Audio block per outcome, living directly in the branch that decides it."</w:t>
+      </w:r>
+    </w:p>
+    <w:p>
+      <w:pPr>
+        <w:spacing w:after="160"/>
+      </w:pPr>
+      <w:r>
+        <w:t xml:space="preserve">"Watch: right on Lesson 11's If Variable block - the one checking whether this was the last wave - I add a Play Audio block (sfx_win) on the True output, and a second Play Audio block (sfx_wave) on the False output. Then, on obj_enemy's escape branch, I confirm sfx_gameover is already wired inside the lives-reaches-zero check from Lesson 8, with sfx_lifelost on the Else." [Build the wave-clear block live, demonstrate a wave-clear sound followed by a win sound on the final wave]</w:t>
+      </w:r>
+    </w:p>
+    <w:p>
+      <w:pPr>
+        <w:spacing w:after="160"/>
+      </w:pPr>
+      <w:r>
+        <w:t xml:space="preserve">"This is the same reuse idea you've seen all semester, just applied to a sound block instead of a function. And it's worth naming explicitly: every engine in this course uses the exact same dedicated-per-event pattern for sound - one outcome, one sound, wired directly into the branch that already decides it. No shared sound player swapping between clips anywhere. Simple, consistent, easy to audit later."</w:t>
       </w:r>
     </w:p>
     <w:p>
@@ -230,7 +230,7 @@
         <w:spacing w:after="160"/>
       </w:pPr>
       <w:r>
-        <w:t xml:space="preserve">"Here's something worth noticing: none of today's four sounds need any kind of 'don't replay this every frame' guard. Does anyone remember why Lesson 2's beep-beep sound needed an explicit stop call, but a one-shot sound like today's shoot or hit sound doesn't?" [Pause for answers] "Right - because a one-shot sound fires once and finishes on its own, it doesn't need turning off. But there's a second reason today's four sounds are safe: every single one of them lives inside a branch that ONLY runs once per actual event - a real hit, a real wave transition, a real loss. Nothing here is being checked every single frame."</w:t>
+        <w:t xml:space="preserve">"Here's something worth noticing: none of today's sounds need any kind of 'don't replay this every frame' guard. Does anyone remember why Lesson 2's beep-beep sound needed an explicit stop call, but a one-shot sound like today's shoot or hit sound doesn't?" [Pause for answers] "Right - because a one-shot sound fires once and finishes on its own, it doesn't need turning off. But there's a second reason today's sounds are safe: every single one of them lives inside a branch that ONLY runs once per actual event - a real hit, a real wave transition, a real loss. Nothing here is being checked every single frame."</w:t>
       </w:r>
     </w:p>
     <w:p>
@@ -267,7 +267,7 @@
         <w:spacing w:after="160"/>
       </w:pPr>
       <w:r>
-        <w:t xml:space="preserve">"For lab today, open your own project from last week - not a new one. Two new sound files are provided (sfx_wave.wav, sfx_lose.wav); everything else you may already have from earlier optional ideas."</w:t>
+        <w:t xml:space="preserve">"For lab today, open your own project from last week - not a new one. One new sound file is provided (sfx_wave.wav); everything else you may already have from earlier optional ideas, or will be building for the first time if you skipped them."</w:t>
       </w:r>
     </w:p>
     <w:p>
@@ -283,7 +283,7 @@
         <w:spacing w:after="160"/>
       </w:pPr>
       <w:r>
-        <w:t xml:space="preserve">"Goal for today: play a full round out loud - a shot, a hit, an early wave clear, and separately, a loss - and confirm all four sound genuinely different from each other. If you already had a win sound, make sure it still plays correctly and doesn't overlap the wave-clear sound."</w:t>
+        <w:t xml:space="preserve">"Goal for today: play a full round out loud - a shot, a hit, an early wave clear, and separately, a lost life and a loss - and confirm every one of them sounds genuinely different from the others. If you already had a win sound, make sure it still plays correctly and doesn't overlap the wave-clear sound."</w:t>
       </w:r>
     </w:p>
     <w:p>
@@ -312,7 +312,7 @@
         <w:spacing w:after="60"/>
       </w:pPr>
       <w:r>
-        <w:t xml:space="preserve">The most common issue this week isn't a bug so much as a missing step - remind students who skipped the optional Lessons 2/3/4/6 ideas that today's Handout gives them full instructions, not just 'add two sounds.'</w:t>
+        <w:t xml:space="preserve">The most common issue this week isn't a bug so much as a missing step - remind students who skipped the optional Lessons 2/3/4/6/8 ideas that today's Handout gives them full instructions, not just 'add one sound.'</w:t>
       </w:r>
     </w:p>
     <w:p>
